--- a/manuscript/NBR_Cover_Letter_Sandler.docx
+++ b/manuscript/NBR_Cover_Letter_Sandler.docx
@@ -74,7 +74,7 @@
     </w:p>
     <w:p>
       <w:r>
-        <w:t>The conceptual-framework figures and structured evidence tables described in the manuscript are openly available at https://github.com/sandlerleon/menopause-proteoform-synaptic-metaplasticity (MIT license) and archived with a permanent DOI on Zenodo: https://doi.org/10.5281/zenodo.22421311. The manuscript itself is additionally archived as a preprint on Zenodo: https://doi.org/10.5281/zenodo.22421316 (superseded by the current version, https://doi.org/10.5281/zenodo.22421322).</w:t>
+        <w:t>The conceptual-framework figures and structured evidence tables described in the manuscript are openly available at https://github.com/sandlerleon/menopause-proteoform-synaptic-metaplasticity (MIT license) and archived with a permanent DOI on Zenodo: https://doi.org/10.5281/zenodo.22421311. The manuscript itself is additionally archived as a preprint on Zenodo: https://doi.org/10.5281/zenodo.22421316.</w:t>
       </w:r>
     </w:p>
     <w:p>

--- a/manuscript/NBR_Cover_Letter_Sandler.docx
+++ b/manuscript/NBR_Cover_Letter_Sandler.docx
@@ -49,7 +49,7 @@
     </w:p>
     <w:p>
       <w:r>
-        <w:t>I am pleased to submit my manuscript, “Endocrine State and Soluble Proteoforms as Convergent Regulators of Synaptic Plasticity: Implications for Menopause and Early Neurodegeneration,” for consideration as a review article in Neuroscience &amp; Biobehavioral Reviews.</w:t>
+        <w:t>I am pleased to submit my manuscript, “Does Endocrine State Gate Proteoform-Induced Synaptic Vulnerability? A Metaplasticity Framework for Menopause and Early Neurodegeneration,” for consideration as a hypothesis-driven conceptual review in Neuroscience &amp; Biobehavioral Reviews. This is not a systematic review or meta-analysis; Section 1.3 of the manuscript states its literature scope and selection approach explicitly.</w:t>
       </w:r>
     </w:p>
     <w:p>
